--- a/03_design/copy.docx
+++ b/03_design/copy.docx
@@ -21,6 +21,7 @@
           </w:tcPr>
           <w:p>
             <w:pPr>
+              <w:jc w:val="center"/>
               <w:rPr>
                 <w:lang w:val="en-GB"/>
               </w:rPr>
@@ -197,31 +198,58 @@
                 <w:lang w:val="en-GB"/>
               </w:rPr>
             </w:pPr>
+            <w:proofErr w:type="spellStart"/>
             <w:r>
               <w:rPr>
                 <w:lang w:val="en-GB"/>
               </w:rPr>
               <w:t>bannerImage</w:t>
             </w:r>
-          </w:p>
-          <w:p>
-            <w:pPr>
-              <w:pStyle w:val="PargrafodaLista"/>
-              <w:numPr>
-                <w:ilvl w:val="0"/>
-                <w:numId w:val="1"/>
-              </w:numPr>
-              <w:rPr>
-                <w:lang w:val="en-GB"/>
-              </w:rPr>
-            </w:pPr>
-            <w:r>
-              <w:rPr>
-                <w:lang w:val="en-GB"/>
-              </w:rPr>
-              <w:t xml:space="preserve">if hora &gt;1 | &lt;5 = Well hello, night </w:t>
-            </w:r>
-            <w:r>
+            <w:proofErr w:type="spellEnd"/>
+          </w:p>
+          <w:p>
+            <w:pPr>
+              <w:pStyle w:val="PargrafodaLista"/>
+              <w:numPr>
+                <w:ilvl w:val="0"/>
+                <w:numId w:val="1"/>
+              </w:numPr>
+              <w:rPr>
+                <w:lang w:val="en-GB"/>
+              </w:rPr>
+            </w:pPr>
+            <w:proofErr w:type="gramStart"/>
+            <w:r>
+              <w:rPr>
+                <w:lang w:val="en-GB"/>
+              </w:rPr>
+              <w:t>if</w:t>
+            </w:r>
+            <w:proofErr w:type="gramEnd"/>
+            <w:r>
+              <w:rPr>
+                <w:lang w:val="en-GB"/>
+              </w:rPr>
+              <w:t xml:space="preserve"> </w:t>
+            </w:r>
+            <w:proofErr w:type="spellStart"/>
+            <w:r>
+              <w:rPr>
+                <w:lang w:val="en-GB"/>
+              </w:rPr>
+              <w:t>hora</w:t>
+            </w:r>
+            <w:proofErr w:type="spellEnd"/>
+            <w:r>
+              <w:rPr>
+                <w:lang w:val="en-GB"/>
+              </w:rPr>
+              <w:t xml:space="preserve"> &gt;1 | &lt;5 = Well hello, night </w:t>
+            </w:r>
+            <w:r>
+              <w:rPr>
+                <w:lang w:val="en-GB"/>
+              </w:rPr>
               <w:t>owl</w:t>
             </w:r>
             <w:r>
@@ -235,14 +263,42 @@
                 <w:lang w:val="en-GB"/>
               </w:rPr>
               <w:br/>
-              <w:t>if hora &gt;6 | &lt;12 = Have a Good Morning;</w:t>
+              <w:t xml:space="preserve">if </w:t>
+            </w:r>
+            <w:proofErr w:type="spellStart"/>
+            <w:r>
+              <w:rPr>
+                <w:lang w:val="en-GB"/>
+              </w:rPr>
+              <w:t>hora</w:t>
+            </w:r>
+            <w:proofErr w:type="spellEnd"/>
+            <w:r>
+              <w:rPr>
+                <w:lang w:val="en-GB"/>
+              </w:rPr>
+              <w:t xml:space="preserve"> &gt;6 | &lt;12 = Have a Good Morning;</w:t>
             </w:r>
             <w:r>
               <w:rPr>
                 <w:lang w:val="en-GB"/>
               </w:rPr>
               <w:br/>
-              <w:t xml:space="preserve">if hora &gt;12| &lt;14 = Launch Pause? </w:t>
+              <w:t xml:space="preserve">if </w:t>
+            </w:r>
+            <w:proofErr w:type="spellStart"/>
+            <w:r>
+              <w:rPr>
+                <w:lang w:val="en-GB"/>
+              </w:rPr>
+              <w:t>hora</w:t>
+            </w:r>
+            <w:proofErr w:type="spellEnd"/>
+            <w:r>
+              <w:rPr>
+                <w:lang w:val="en-GB"/>
+              </w:rPr>
+              <w:t xml:space="preserve"> &gt;12| &lt;14 = Launch Pause? </w:t>
             </w:r>
             <w:r>
               <w:rPr>
@@ -262,21 +318,63 @@
                 <w:lang w:val="en-GB"/>
               </w:rPr>
               <w:br/>
-              <w:t>if hora &gt;14 | &lt;18 = Good Afternoon;</w:t>
+              <w:t xml:space="preserve">if </w:t>
+            </w:r>
+            <w:proofErr w:type="spellStart"/>
+            <w:r>
+              <w:rPr>
+                <w:lang w:val="en-GB"/>
+              </w:rPr>
+              <w:t>hora</w:t>
+            </w:r>
+            <w:proofErr w:type="spellEnd"/>
+            <w:r>
+              <w:rPr>
+                <w:lang w:val="en-GB"/>
+              </w:rPr>
+              <w:t xml:space="preserve"> &gt;14 | &lt;18 = Good Afternoon;</w:t>
             </w:r>
             <w:r>
               <w:rPr>
                 <w:lang w:val="en-GB"/>
               </w:rPr>
               <w:br/>
-              <w:t>if hora &gt;18 | &lt;20 = Hope you had a nice day;</w:t>
+              <w:t xml:space="preserve">if </w:t>
+            </w:r>
+            <w:proofErr w:type="spellStart"/>
+            <w:r>
+              <w:rPr>
+                <w:lang w:val="en-GB"/>
+              </w:rPr>
+              <w:t>hora</w:t>
+            </w:r>
+            <w:proofErr w:type="spellEnd"/>
+            <w:r>
+              <w:rPr>
+                <w:lang w:val="en-GB"/>
+              </w:rPr>
+              <w:t xml:space="preserve"> &gt;18 | &lt;20 = Hope you had a nice day;</w:t>
             </w:r>
             <w:r>
               <w:rPr>
                 <w:lang w:val="en-GB"/>
               </w:rPr>
               <w:br/>
-              <w:t>if hora &gt;20 | &lt;1 = Have a Good Night;</w:t>
+              <w:t xml:space="preserve">if </w:t>
+            </w:r>
+            <w:proofErr w:type="spellStart"/>
+            <w:r>
+              <w:rPr>
+                <w:lang w:val="en-GB"/>
+              </w:rPr>
+              <w:t>hora</w:t>
+            </w:r>
+            <w:proofErr w:type="spellEnd"/>
+            <w:r>
+              <w:rPr>
+                <w:lang w:val="en-GB"/>
+              </w:rPr>
+              <w:t xml:space="preserve"> &gt;20 | &lt;1 = Have a Good Night;</w:t>
             </w:r>
           </w:p>
           <w:p>
@@ -332,11 +430,33 @@
                 <w:lang w:val="en-GB"/>
               </w:rPr>
             </w:pPr>
-            <w:r>
-              <w:rPr>
-                <w:lang w:val="en-GB"/>
-              </w:rPr>
-              <w:t>currentPage or currentPath;</w:t>
+            <w:proofErr w:type="spellStart"/>
+            <w:r>
+              <w:rPr>
+                <w:lang w:val="en-GB"/>
+              </w:rPr>
+              <w:t>currentPage</w:t>
+            </w:r>
+            <w:proofErr w:type="spellEnd"/>
+            <w:r>
+              <w:rPr>
+                <w:lang w:val="en-GB"/>
+              </w:rPr>
+              <w:t xml:space="preserve"> or </w:t>
+            </w:r>
+            <w:proofErr w:type="spellStart"/>
+            <w:r>
+              <w:rPr>
+                <w:lang w:val="en-GB"/>
+              </w:rPr>
+              <w:t>currentPath</w:t>
+            </w:r>
+            <w:proofErr w:type="spellEnd"/>
+            <w:r>
+              <w:rPr>
+                <w:lang w:val="en-GB"/>
+              </w:rPr>
+              <w:t>;</w:t>
             </w:r>
           </w:p>
         </w:tc>
@@ -370,12 +490,14 @@
               </w:rPr>
               <w:t xml:space="preserve"> / </w:t>
             </w:r>
+            <w:proofErr w:type="spellStart"/>
             <w:r>
               <w:rPr>
                 <w:lang w:val="en-GB"/>
               </w:rPr>
               <w:t>projectFilters</w:t>
             </w:r>
+            <w:proofErr w:type="spellEnd"/>
           </w:p>
         </w:tc>
         <w:tc>
@@ -759,6 +881,24 @@
                 <w:lang w:val="en-GB"/>
               </w:rPr>
               <w:t>Project</w:t>
+            </w:r>
+          </w:p>
+          <w:p>
+            <w:pPr>
+              <w:pStyle w:val="PargrafodaLista"/>
+              <w:numPr>
+                <w:ilvl w:val="1"/>
+                <w:numId w:val="1"/>
+              </w:numPr>
+              <w:rPr>
+                <w:lang w:val="en-GB"/>
+              </w:rPr>
+            </w:pPr>
+            <w:r>
+              <w:rPr>
+                <w:lang w:val="en-GB"/>
+              </w:rPr>
+              <w:t>Internship</w:t>
             </w:r>
           </w:p>
         </w:tc>
@@ -799,20 +939,66 @@
                 <w:rFonts w:cstheme="minorHAnsi"/>
                 <w:lang w:val="en-GB"/>
               </w:rPr>
-              <w:t>(schoolYear; schoolName; schoolHours);</w:t>
-            </w:r>
-          </w:p>
-          <w:p>
-            <w:pPr>
+              <w:t>(</w:t>
+            </w:r>
+            <w:proofErr w:type="spellStart"/>
+            <w:r>
               <w:rPr>
                 <w:rFonts w:cstheme="minorHAnsi"/>
                 <w:lang w:val="en-GB"/>
               </w:rPr>
-            </w:pPr>
+              <w:t>schoolYear</w:t>
+            </w:r>
+            <w:proofErr w:type="spellEnd"/>
             <w:r>
               <w:rPr>
                 <w:rFonts w:cstheme="minorHAnsi"/>
                 <w:lang w:val="en-GB"/>
+              </w:rPr>
+              <w:t xml:space="preserve">; </w:t>
+            </w:r>
+            <w:proofErr w:type="spellStart"/>
+            <w:r>
+              <w:rPr>
+                <w:rFonts w:cstheme="minorHAnsi"/>
+                <w:lang w:val="en-GB"/>
+              </w:rPr>
+              <w:t>schoolName</w:t>
+            </w:r>
+            <w:proofErr w:type="spellEnd"/>
+            <w:r>
+              <w:rPr>
+                <w:rFonts w:cstheme="minorHAnsi"/>
+                <w:lang w:val="en-GB"/>
+              </w:rPr>
+              <w:t xml:space="preserve">; </w:t>
+            </w:r>
+            <w:proofErr w:type="spellStart"/>
+            <w:r>
+              <w:rPr>
+                <w:rFonts w:cstheme="minorHAnsi"/>
+                <w:lang w:val="en-GB"/>
+              </w:rPr>
+              <w:t>schoolHours</w:t>
+            </w:r>
+            <w:proofErr w:type="spellEnd"/>
+            <w:r>
+              <w:rPr>
+                <w:rFonts w:cstheme="minorHAnsi"/>
+                <w:lang w:val="en-GB"/>
+              </w:rPr>
+              <w:t>);</w:t>
+            </w:r>
+          </w:p>
+          <w:p>
+            <w:pPr>
+              <w:rPr>
+                <w:rFonts w:cstheme="minorHAnsi"/>
+              </w:rPr>
+            </w:pPr>
+            <w:r>
+              <w:rPr>
+                <w:rFonts w:cstheme="minorHAnsi"/>
               </w:rPr>
               <w:t xml:space="preserve">2019-2021; </w:t>
             </w:r>
@@ -820,7 +1006,6 @@
               <w:rPr>
                 <w:rFonts w:eastAsia="Helvetica-Bold" w:cstheme="minorHAnsi"/>
                 <w:bCs/>
-                <w:lang w:val="en-GB"/>
               </w:rPr>
               <w:t>IEFP</w:t>
             </w:r>
@@ -828,7 +1013,6 @@
               <w:rPr>
                 <w:rFonts w:eastAsia="Helvetica-Bold" w:cstheme="minorHAnsi"/>
                 <w:bCs/>
-                <w:lang w:val="en-GB"/>
               </w:rPr>
               <w:t xml:space="preserve"> </w:t>
             </w:r>
@@ -836,72 +1020,69 @@
               <w:rPr>
                 <w:rFonts w:eastAsia="Helvetica-Bold" w:cstheme="minorHAnsi"/>
                 <w:bCs/>
-                <w:lang w:val="en-GB"/>
-              </w:rPr>
-              <w:t>Setúbal · EFA M</w:t>
-            </w:r>
+              </w:rPr>
+              <w:t xml:space="preserve">Setúbal · EFA </w:t>
+            </w:r>
+            <w:proofErr w:type="spellStart"/>
             <w:r>
               <w:rPr>
                 <w:rFonts w:eastAsia="Helvetica-Bold" w:cstheme="minorHAnsi"/>
                 <w:bCs/>
-                <w:lang w:val="en-GB"/>
-              </w:rPr>
-              <w:t xml:space="preserve">ultimedia </w:t>
+              </w:rPr>
+              <w:t>M</w:t>
             </w:r>
             <w:r>
               <w:rPr>
                 <w:rFonts w:eastAsia="Helvetica-Bold" w:cstheme="minorHAnsi"/>
                 <w:bCs/>
-                <w:lang w:val="en-GB"/>
-              </w:rPr>
-              <w:t>T</w:t>
-            </w:r>
+              </w:rPr>
+              <w:t>ultimedia</w:t>
+            </w:r>
+            <w:proofErr w:type="spellEnd"/>
             <w:r>
               <w:rPr>
                 <w:rFonts w:eastAsia="Helvetica-Bold" w:cstheme="minorHAnsi"/>
                 <w:bCs/>
-                <w:lang w:val="en-GB"/>
-              </w:rPr>
-              <w:t>echnician (1945h);</w:t>
-            </w:r>
-          </w:p>
-          <w:p>
-            <w:pPr>
-              <w:rPr>
-                <w:rFonts w:cstheme="minorHAnsi"/>
-                <w:lang w:val="en-GB"/>
-              </w:rPr>
-            </w:pPr>
-            <w:r>
-              <w:rPr>
-                <w:rFonts w:cstheme="minorHAnsi"/>
-                <w:lang w:val="en-GB"/>
-              </w:rPr>
-              <w:t xml:space="preserve">2021 – 2022; </w:t>
-            </w:r>
+              </w:rPr>
+              <w:t xml:space="preserve"> </w:t>
+            </w:r>
+            <w:proofErr w:type="spellStart"/>
             <w:r>
               <w:rPr>
                 <w:rFonts w:eastAsia="Helvetica-Bold" w:cstheme="minorHAnsi"/>
                 <w:bCs/>
-                <w:lang w:val="en-GB"/>
-              </w:rPr>
-              <w:t>Flag</w:t>
+              </w:rPr>
+              <w:t>T</w:t>
             </w:r>
             <w:r>
               <w:rPr>
                 <w:rFonts w:eastAsia="Helvetica-Bold" w:cstheme="minorHAnsi"/>
                 <w:bCs/>
-                <w:lang w:val="en-GB"/>
-              </w:rPr>
-              <w:t xml:space="preserve"> · </w:t>
-            </w:r>
+              </w:rPr>
+              <w:t>echnician</w:t>
+            </w:r>
+            <w:proofErr w:type="spellEnd"/>
             <w:r>
               <w:rPr>
                 <w:rFonts w:eastAsia="Helvetica-Bold" w:cstheme="minorHAnsi"/>
                 <w:bCs/>
-                <w:lang w:val="en-GB"/>
-              </w:rPr>
-              <w:t>F</w:t>
+              </w:rPr>
+              <w:t xml:space="preserve"> (1945h);</w:t>
+            </w:r>
+          </w:p>
+          <w:p>
+            <w:pPr>
+              <w:rPr>
+                <w:rFonts w:cstheme="minorHAnsi"/>
+                <w:lang w:val="en-GB"/>
+              </w:rPr>
+            </w:pPr>
+            <w:r>
+              <w:rPr>
+                <w:rFonts w:cstheme="minorHAnsi"/>
+                <w:lang w:val="en-GB"/>
+              </w:rPr>
+              <w:t xml:space="preserve">2021 – 2022; </w:t>
             </w:r>
             <w:r>
               <w:rPr>
@@ -909,22 +1090,7 @@
                 <w:bCs/>
                 <w:lang w:val="en-GB"/>
               </w:rPr>
-              <w:t>lagprofessional graphic designer (351h);</w:t>
-            </w:r>
-          </w:p>
-          <w:p>
-            <w:pPr>
-              <w:rPr>
-                <w:rFonts w:cstheme="minorHAnsi"/>
-                <w:lang w:val="en-GB"/>
-              </w:rPr>
-            </w:pPr>
-            <w:r>
-              <w:rPr>
-                <w:rFonts w:cstheme="minorHAnsi"/>
-                <w:lang w:val="en-GB"/>
-              </w:rPr>
-              <w:t xml:space="preserve">2023; </w:t>
+              <w:t>Flag</w:t>
             </w:r>
             <w:r>
               <w:rPr>
@@ -932,7 +1098,64 @@
                 <w:bCs/>
                 <w:lang w:val="en-GB"/>
               </w:rPr>
-              <w:t xml:space="preserve">edit · </w:t>
+              <w:t xml:space="preserve"> · </w:t>
+            </w:r>
+            <w:proofErr w:type="spellStart"/>
+            <w:r>
+              <w:rPr>
+                <w:rFonts w:eastAsia="Helvetica-Bold" w:cstheme="minorHAnsi"/>
+                <w:bCs/>
+                <w:lang w:val="en-GB"/>
+              </w:rPr>
+              <w:t>F</w:t>
+            </w:r>
+            <w:r>
+              <w:rPr>
+                <w:rFonts w:eastAsia="Helvetica-Bold" w:cstheme="minorHAnsi"/>
+                <w:bCs/>
+                <w:lang w:val="en-GB"/>
+              </w:rPr>
+              <w:t>lagprofessional</w:t>
+            </w:r>
+            <w:proofErr w:type="spellEnd"/>
+            <w:r>
+              <w:rPr>
+                <w:rFonts w:eastAsia="Helvetica-Bold" w:cstheme="minorHAnsi"/>
+                <w:bCs/>
+                <w:lang w:val="en-GB"/>
+              </w:rPr>
+              <w:t xml:space="preserve"> graphic designer (351h);</w:t>
+            </w:r>
+          </w:p>
+          <w:p>
+            <w:pPr>
+              <w:rPr>
+                <w:rFonts w:cstheme="minorHAnsi"/>
+                <w:lang w:val="en-GB"/>
+              </w:rPr>
+            </w:pPr>
+            <w:r>
+              <w:rPr>
+                <w:rFonts w:cstheme="minorHAnsi"/>
+                <w:lang w:val="en-GB"/>
+              </w:rPr>
+              <w:t xml:space="preserve">2023; </w:t>
+            </w:r>
+            <w:r>
+              <w:rPr>
+                <w:rFonts w:eastAsia="Helvetica-Bold" w:cstheme="minorHAnsi"/>
+                <w:bCs/>
+                <w:lang w:val="en-GB"/>
+              </w:rPr>
+              <w:t>E</w:t>
+            </w:r>
+            <w:r>
+              <w:rPr>
+                <w:rFonts w:eastAsia="Helvetica-Bold" w:cstheme="minorHAnsi"/>
+                <w:bCs/>
+                <w:lang w:val="en-GB"/>
+              </w:rPr>
+              <w:t xml:space="preserve">dit · </w:t>
             </w:r>
             <w:r>
               <w:rPr>
@@ -1040,6 +1263,7 @@
               </w:rPr>
               <w:t xml:space="preserve">· </w:t>
             </w:r>
+            <w:proofErr w:type="spellStart"/>
             <w:r>
               <w:rPr>
                 <w:rFonts w:eastAsia="Helvetica-Bold" w:cstheme="minorHAnsi"/>
@@ -1054,8 +1278,18 @@
                 <w:bCs/>
                 <w:lang w:val="en-GB"/>
               </w:rPr>
-              <w:t xml:space="preserve">lagprofessional </w:t>
-            </w:r>
+              <w:t>lagprofessional</w:t>
+            </w:r>
+            <w:proofErr w:type="spellEnd"/>
+            <w:r>
+              <w:rPr>
+                <w:rFonts w:eastAsia="Helvetica-Bold" w:cstheme="minorHAnsi"/>
+                <w:bCs/>
+                <w:lang w:val="en-GB"/>
+              </w:rPr>
+              <w:t xml:space="preserve"> </w:t>
+            </w:r>
+            <w:proofErr w:type="spellStart"/>
             <w:r>
               <w:rPr>
                 <w:rFonts w:cstheme="minorHAnsi"/>
@@ -1068,7 +1302,15 @@
                 <w:rFonts w:cstheme="minorHAnsi"/>
                 <w:lang w:val="en-GB"/>
               </w:rPr>
-              <w:t xml:space="preserve">tack </w:t>
+              <w:t>tack</w:t>
+            </w:r>
+            <w:proofErr w:type="spellEnd"/>
+            <w:r>
+              <w:rPr>
+                <w:rFonts w:cstheme="minorHAnsi"/>
+                <w:lang w:val="en-GB"/>
+              </w:rPr>
+              <w:t xml:space="preserve"> </w:t>
             </w:r>
             <w:r>
               <w:rPr>
@@ -1144,12 +1386,14 @@
                 <w:lang w:val="en-GB"/>
               </w:rPr>
             </w:pPr>
+            <w:proofErr w:type="spellStart"/>
             <w:r>
               <w:rPr>
                 <w:lang w:val="en-GB"/>
               </w:rPr>
               <w:t>projectCard</w:t>
             </w:r>
+            <w:proofErr w:type="spellEnd"/>
           </w:p>
         </w:tc>
         <w:tc>
@@ -1167,6 +1411,7 @@
                 <w:lang w:val="en-GB"/>
               </w:rPr>
             </w:pPr>
+            <w:proofErr w:type="spellStart"/>
             <w:r>
               <w:rPr>
                 <w:lang w:val="en-GB"/>
@@ -1179,11 +1424,19 @@
               </w:rPr>
               <w:t>Banner</w:t>
             </w:r>
-            <w:r>
-              <w:rPr>
-                <w:lang w:val="en-GB"/>
-              </w:rPr>
-              <w:t xml:space="preserve"> (p</w:t>
+            <w:proofErr w:type="spellEnd"/>
+            <w:r>
+              <w:rPr>
+                <w:lang w:val="en-GB"/>
+              </w:rPr>
+              <w:t xml:space="preserve"> (</w:t>
+            </w:r>
+            <w:proofErr w:type="spellStart"/>
+            <w:r>
+              <w:rPr>
+                <w:lang w:val="en-GB"/>
+              </w:rPr>
+              <w:t>p</w:t>
             </w:r>
             <w:r>
               <w:rPr>
@@ -1191,6 +1444,7 @@
               </w:rPr>
               <w:t>Images</w:t>
             </w:r>
+            <w:proofErr w:type="spellEnd"/>
             <w:r>
               <w:rPr>
                 <w:lang w:val="en-GB"/>
@@ -1209,6 +1463,7 @@
                 <w:lang w:val="en-GB"/>
               </w:rPr>
             </w:pPr>
+            <w:proofErr w:type="spellStart"/>
             <w:r>
               <w:rPr>
                 <w:lang w:val="en-GB"/>
@@ -1219,20 +1474,28 @@
               <w:rPr>
                 <w:lang w:val="en-GB"/>
               </w:rPr>
-              <w:t>Name;</w:t>
-            </w:r>
-          </w:p>
-          <w:p>
-            <w:pPr>
-              <w:pStyle w:val="PargrafodaLista"/>
-              <w:numPr>
-                <w:ilvl w:val="0"/>
-                <w:numId w:val="1"/>
-              </w:numPr>
-              <w:rPr>
-                <w:lang w:val="en-GB"/>
-              </w:rPr>
-            </w:pPr>
+              <w:t>Name</w:t>
+            </w:r>
+            <w:proofErr w:type="spellEnd"/>
+            <w:r>
+              <w:rPr>
+                <w:lang w:val="en-GB"/>
+              </w:rPr>
+              <w:t>;</w:t>
+            </w:r>
+          </w:p>
+          <w:p>
+            <w:pPr>
+              <w:pStyle w:val="PargrafodaLista"/>
+              <w:numPr>
+                <w:ilvl w:val="0"/>
+                <w:numId w:val="1"/>
+              </w:numPr>
+              <w:rPr>
+                <w:lang w:val="en-GB"/>
+              </w:rPr>
+            </w:pPr>
+            <w:proofErr w:type="spellStart"/>
             <w:r>
               <w:rPr>
                 <w:lang w:val="en-GB"/>
@@ -1243,20 +1506,28 @@
               <w:rPr>
                 <w:lang w:val="en-GB"/>
               </w:rPr>
-              <w:t>Description;</w:t>
-            </w:r>
-          </w:p>
-          <w:p>
-            <w:pPr>
-              <w:pStyle w:val="PargrafodaLista"/>
-              <w:numPr>
-                <w:ilvl w:val="0"/>
-                <w:numId w:val="1"/>
-              </w:numPr>
-              <w:rPr>
-                <w:lang w:val="en-GB"/>
-              </w:rPr>
-            </w:pPr>
+              <w:t>Description</w:t>
+            </w:r>
+            <w:proofErr w:type="spellEnd"/>
+            <w:r>
+              <w:rPr>
+                <w:lang w:val="en-GB"/>
+              </w:rPr>
+              <w:t>;</w:t>
+            </w:r>
+          </w:p>
+          <w:p>
+            <w:pPr>
+              <w:pStyle w:val="PargrafodaLista"/>
+              <w:numPr>
+                <w:ilvl w:val="0"/>
+                <w:numId w:val="1"/>
+              </w:numPr>
+              <w:rPr>
+                <w:lang w:val="en-GB"/>
+              </w:rPr>
+            </w:pPr>
+            <w:proofErr w:type="spellStart"/>
             <w:r>
               <w:rPr>
                 <w:lang w:val="en-GB"/>
@@ -1273,20 +1544,28 @@
               <w:rPr>
                 <w:lang w:val="en-GB"/>
               </w:rPr>
-              <w:t>Link;</w:t>
-            </w:r>
-          </w:p>
-          <w:p>
-            <w:pPr>
-              <w:pStyle w:val="PargrafodaLista"/>
-              <w:numPr>
-                <w:ilvl w:val="0"/>
-                <w:numId w:val="1"/>
-              </w:numPr>
-              <w:rPr>
-                <w:lang w:val="en-GB"/>
-              </w:rPr>
-            </w:pPr>
+              <w:t>Link</w:t>
+            </w:r>
+            <w:proofErr w:type="spellEnd"/>
+            <w:r>
+              <w:rPr>
+                <w:lang w:val="en-GB"/>
+              </w:rPr>
+              <w:t>;</w:t>
+            </w:r>
+          </w:p>
+          <w:p>
+            <w:pPr>
+              <w:pStyle w:val="PargrafodaLista"/>
+              <w:numPr>
+                <w:ilvl w:val="0"/>
+                <w:numId w:val="1"/>
+              </w:numPr>
+              <w:rPr>
+                <w:lang w:val="en-GB"/>
+              </w:rPr>
+            </w:pPr>
+            <w:proofErr w:type="spellStart"/>
             <w:r>
               <w:rPr>
                 <w:lang w:val="en-GB"/>
@@ -1297,20 +1576,28 @@
               <w:rPr>
                 <w:lang w:val="en-GB"/>
               </w:rPr>
-              <w:t>Tools;</w:t>
-            </w:r>
-          </w:p>
-          <w:p>
-            <w:pPr>
-              <w:pStyle w:val="PargrafodaLista"/>
-              <w:numPr>
-                <w:ilvl w:val="0"/>
-                <w:numId w:val="1"/>
-              </w:numPr>
-              <w:rPr>
-                <w:lang w:val="en-GB"/>
-              </w:rPr>
-            </w:pPr>
+              <w:t>Tools</w:t>
+            </w:r>
+            <w:proofErr w:type="spellEnd"/>
+            <w:r>
+              <w:rPr>
+                <w:lang w:val="en-GB"/>
+              </w:rPr>
+              <w:t>;</w:t>
+            </w:r>
+          </w:p>
+          <w:p>
+            <w:pPr>
+              <w:pStyle w:val="PargrafodaLista"/>
+              <w:numPr>
+                <w:ilvl w:val="0"/>
+                <w:numId w:val="1"/>
+              </w:numPr>
+              <w:rPr>
+                <w:lang w:val="en-GB"/>
+              </w:rPr>
+            </w:pPr>
+            <w:proofErr w:type="spellStart"/>
             <w:r>
               <w:rPr>
                 <w:lang w:val="en-GB"/>
@@ -1321,7 +1608,14 @@
               <w:rPr>
                 <w:lang w:val="en-GB"/>
               </w:rPr>
-              <w:t>Filters;</w:t>
+              <w:t>Filters</w:t>
+            </w:r>
+            <w:proofErr w:type="spellEnd"/>
+            <w:r>
+              <w:rPr>
+                <w:lang w:val="en-GB"/>
+              </w:rPr>
+              <w:t>;</w:t>
             </w:r>
           </w:p>
         </w:tc>
@@ -1337,6 +1631,7 @@
                 <w:lang w:val="en-GB"/>
               </w:rPr>
             </w:pPr>
+            <w:proofErr w:type="spellStart"/>
             <w:r>
               <w:rPr>
                 <w:lang w:val="en-GB"/>
@@ -1355,6 +1650,7 @@
               </w:rPr>
               <w:t>Path</w:t>
             </w:r>
+            <w:proofErr w:type="spellEnd"/>
           </w:p>
         </w:tc>
         <w:tc>
@@ -1372,11 +1668,19 @@
                 <w:lang w:val="en-GB"/>
               </w:rPr>
             </w:pPr>
-            <w:r>
-              <w:rPr>
-                <w:lang w:val="en-GB"/>
-              </w:rPr>
-              <w:t>portraidImage;</w:t>
+            <w:proofErr w:type="spellStart"/>
+            <w:r>
+              <w:rPr>
+                <w:lang w:val="en-GB"/>
+              </w:rPr>
+              <w:t>portraidImage</w:t>
+            </w:r>
+            <w:proofErr w:type="spellEnd"/>
+            <w:r>
+              <w:rPr>
+                <w:lang w:val="en-GB"/>
+              </w:rPr>
+              <w:t>;</w:t>
             </w:r>
           </w:p>
           <w:p>
@@ -1615,12 +1919,21 @@
               </w:rPr>
               <w:t xml:space="preserve">, and currently, a </w:t>
             </w:r>
+            <w:proofErr w:type="spellStart"/>
             <w:r>
               <w:rPr>
                 <w:rStyle w:val="Forte"/>
                 <w:lang w:val="en-GB"/>
               </w:rPr>
-              <w:t>Fullstack Developer</w:t>
+              <w:t>Fullstack</w:t>
+            </w:r>
+            <w:proofErr w:type="spellEnd"/>
+            <w:r>
+              <w:rPr>
+                <w:rStyle w:val="Forte"/>
+                <w:lang w:val="en-GB"/>
+              </w:rPr>
+              <w:t xml:space="preserve"> Developer</w:t>
             </w:r>
             <w:r>
               <w:rPr>
@@ -1662,6 +1975,7 @@
                 <w:lang w:val="en-GB"/>
               </w:rPr>
             </w:pPr>
+            <w:proofErr w:type="spellStart"/>
             <w:r>
               <w:rPr>
                 <w:lang w:val="en-GB"/>
@@ -1674,6 +1988,7 @@
               </w:rPr>
               <w:t>AndMethods</w:t>
             </w:r>
+            <w:proofErr w:type="spellEnd"/>
           </w:p>
         </w:tc>
         <w:tc>
@@ -1708,8 +2023,16 @@
               <w:rPr>
                 <w:lang w:val="en-GB"/>
               </w:rPr>
-              <w:t xml:space="preserve"> of a project. From there, I break it down into key stages:</w:t>
-            </w:r>
+              <w:t xml:space="preserve"> of a project. From there, I break it down into key stages</w:t>
+            </w:r>
+            <w:proofErr w:type="gramStart"/>
+            <w:r>
+              <w:rPr>
+                <w:lang w:val="en-GB"/>
+              </w:rPr>
+              <w:t>:</w:t>
+            </w:r>
+            <w:proofErr w:type="gramEnd"/>
             <w:r>
               <w:rPr>
                 <w:lang w:val="en-GB"/>
@@ -1845,19 +2168,20 @@
               <w:rPr>
                 <w:lang w:val="en-GB"/>
               </w:rPr>
-              <w:t>, regularly presenting progress to clients or stakeholders to ensure alignment throughout. Each round informs the next — whether it's refining wireframes, adjusting layouts, or rethinking functionality.</w:t>
+              <w:t xml:space="preserve">, regularly presenting progress to clients or stakeholders to ensure alignment throughout. Each round informs the next — whether it's refining wireframes, adjusting </w:t>
+            </w:r>
+            <w:r>
+              <w:rPr>
+                <w:lang w:val="en-GB"/>
+              </w:rPr>
+              <w:lastRenderedPageBreak/>
+              <w:t>layouts, or rethinking functionality.</w:t>
             </w:r>
             <w:r>
               <w:rPr>
                 <w:lang w:val="en-GB"/>
               </w:rPr>
               <w:br/>
-            </w:r>
-            <w:r>
-              <w:rPr>
-                <w:lang w:val="en-GB"/>
-              </w:rPr>
-              <w:lastRenderedPageBreak/>
               <w:t>This loop continues until we reach a polished, functional result — or until the deadline calls for delivery.</w:t>
             </w:r>
           </w:p>
@@ -1872,6 +2196,12 @@
                 <w:lang w:val="en-GB"/>
               </w:rPr>
             </w:pPr>
+            <w:r>
+              <w:rPr>
+                <w:lang w:val="en-GB"/>
+              </w:rPr>
+              <w:t xml:space="preserve">(icon) </w:t>
+            </w:r>
             <w:r>
               <w:rPr>
                 <w:lang w:val="en-GB"/>
@@ -1982,11 +2312,19 @@
                 <w:lang w:val="en-GB"/>
               </w:rPr>
             </w:pPr>
-            <w:r>
-              <w:rPr>
-                <w:lang w:val="en-GB"/>
-              </w:rPr>
-              <w:t xml:space="preserve">mailLink </w:t>
+            <w:proofErr w:type="spellStart"/>
+            <w:r>
+              <w:rPr>
+                <w:lang w:val="en-GB"/>
+              </w:rPr>
+              <w:t>mailLink</w:t>
+            </w:r>
+            <w:proofErr w:type="spellEnd"/>
+            <w:r>
+              <w:rPr>
+                <w:lang w:val="en-GB"/>
+              </w:rPr>
+              <w:t xml:space="preserve"> </w:t>
             </w:r>
             <w:r>
               <w:rPr>
@@ -2027,12 +2365,14 @@
                 <w:lang w:val="en-GB"/>
               </w:rPr>
             </w:pPr>
+            <w:proofErr w:type="spellStart"/>
             <w:r>
               <w:rPr>
                 <w:lang w:val="en-GB"/>
               </w:rPr>
               <w:t>socialLinks</w:t>
             </w:r>
+            <w:proofErr w:type="spellEnd"/>
             <w:r>
               <w:rPr>
                 <w:lang w:val="en-GB"/>
@@ -2155,6 +2495,7 @@
           </w:tcPr>
           <w:p>
             <w:pPr>
+              <w:jc w:val="center"/>
               <w:rPr>
                 <w:lang w:val="en-GB"/>
               </w:rPr>
@@ -2246,6 +2587,7 @@
                 <w:lang w:val="en-GB"/>
               </w:rPr>
             </w:pPr>
+            <w:proofErr w:type="spellStart"/>
             <w:r>
               <w:rPr>
                 <w:lang w:val="en-GB"/>
@@ -2258,12 +2600,14 @@
               </w:rPr>
               <w:t>Banner</w:t>
             </w:r>
+            <w:proofErr w:type="spellEnd"/>
             <w:r>
               <w:rPr>
                 <w:lang w:val="en-GB"/>
               </w:rPr>
               <w:t xml:space="preserve"> (</w:t>
             </w:r>
+            <w:proofErr w:type="spellStart"/>
             <w:r>
               <w:rPr>
                 <w:lang w:val="en-GB"/>
@@ -2276,6 +2620,7 @@
               </w:rPr>
               <w:t>Images</w:t>
             </w:r>
+            <w:proofErr w:type="spellEnd"/>
             <w:r>
               <w:rPr>
                 <w:lang w:val="en-GB"/>
@@ -2294,6 +2639,7 @@
                 <w:lang w:val="en-GB"/>
               </w:rPr>
             </w:pPr>
+            <w:proofErr w:type="spellStart"/>
             <w:r>
               <w:rPr>
                 <w:lang w:val="en-GB"/>
@@ -2306,18 +2652,20 @@
               </w:rPr>
               <w:t>Name</w:t>
             </w:r>
-          </w:p>
-          <w:p>
-            <w:pPr>
-              <w:pStyle w:val="PargrafodaLista"/>
-              <w:numPr>
-                <w:ilvl w:val="0"/>
-                <w:numId w:val="1"/>
-              </w:numPr>
-              <w:rPr>
-                <w:lang w:val="en-GB"/>
-              </w:rPr>
-            </w:pPr>
+            <w:proofErr w:type="spellEnd"/>
+          </w:p>
+          <w:p>
+            <w:pPr>
+              <w:pStyle w:val="PargrafodaLista"/>
+              <w:numPr>
+                <w:ilvl w:val="0"/>
+                <w:numId w:val="1"/>
+              </w:numPr>
+              <w:rPr>
+                <w:lang w:val="en-GB"/>
+              </w:rPr>
+            </w:pPr>
+            <w:proofErr w:type="spellStart"/>
             <w:r>
               <w:rPr>
                 <w:lang w:val="en-GB"/>
@@ -2328,25 +2676,40 @@
               <w:rPr>
                 <w:lang w:val="en-GB"/>
               </w:rPr>
-              <w:t>Description;</w:t>
-            </w:r>
-          </w:p>
-          <w:p>
-            <w:pPr>
-              <w:pStyle w:val="PargrafodaLista"/>
-              <w:numPr>
-                <w:ilvl w:val="0"/>
-                <w:numId w:val="1"/>
-              </w:numPr>
-              <w:rPr>
-                <w:lang w:val="en-GB"/>
-              </w:rPr>
-            </w:pPr>
-            <w:r>
-              <w:rPr>
-                <w:lang w:val="en-GB"/>
-              </w:rPr>
-              <w:t xml:space="preserve">currentPage </w:t>
+              <w:t>Description</w:t>
+            </w:r>
+            <w:proofErr w:type="spellEnd"/>
+            <w:r>
+              <w:rPr>
+                <w:lang w:val="en-GB"/>
+              </w:rPr>
+              <w:t>;</w:t>
+            </w:r>
+          </w:p>
+          <w:p>
+            <w:pPr>
+              <w:pStyle w:val="PargrafodaLista"/>
+              <w:numPr>
+                <w:ilvl w:val="0"/>
+                <w:numId w:val="1"/>
+              </w:numPr>
+              <w:rPr>
+                <w:lang w:val="en-GB"/>
+              </w:rPr>
+            </w:pPr>
+            <w:proofErr w:type="spellStart"/>
+            <w:r>
+              <w:rPr>
+                <w:lang w:val="en-GB"/>
+              </w:rPr>
+              <w:t>currentPage</w:t>
+            </w:r>
+            <w:proofErr w:type="spellEnd"/>
+            <w:r>
+              <w:rPr>
+                <w:lang w:val="en-GB"/>
+              </w:rPr>
+              <w:t xml:space="preserve"> </w:t>
             </w:r>
             <w:r>
               <w:rPr>
@@ -2358,8 +2721,16 @@
               <w:rPr>
                 <w:lang w:val="en-GB"/>
               </w:rPr>
-              <w:t xml:space="preserve"> currentPath</w:t>
-            </w:r>
+              <w:t xml:space="preserve"> </w:t>
+            </w:r>
+            <w:proofErr w:type="spellStart"/>
+            <w:r>
+              <w:rPr>
+                <w:lang w:val="en-GB"/>
+              </w:rPr>
+              <w:t>currentPath</w:t>
+            </w:r>
+            <w:proofErr w:type="spellEnd"/>
             <w:r>
               <w:rPr>
                 <w:lang w:val="en-GB"/>
@@ -2380,6 +2751,7 @@
                 <w:lang w:val="en-GB"/>
               </w:rPr>
             </w:pPr>
+            <w:proofErr w:type="spellStart"/>
             <w:r>
               <w:rPr>
                 <w:lang w:val="en-GB"/>
@@ -2392,6 +2764,7 @@
               </w:rPr>
               <w:t>Overview</w:t>
             </w:r>
+            <w:proofErr w:type="spellEnd"/>
           </w:p>
         </w:tc>
         <w:tc>
@@ -2409,6 +2782,7 @@
                 <w:lang w:val="en-GB"/>
               </w:rPr>
             </w:pPr>
+            <w:proofErr w:type="spellStart"/>
             <w:r>
               <w:rPr>
                 <w:lang w:val="en-GB"/>
@@ -2419,20 +2793,28 @@
               <w:rPr>
                 <w:lang w:val="en-GB"/>
               </w:rPr>
-              <w:t>BriefingProblem;</w:t>
-            </w:r>
-          </w:p>
-          <w:p>
-            <w:pPr>
-              <w:pStyle w:val="PargrafodaLista"/>
-              <w:numPr>
-                <w:ilvl w:val="0"/>
-                <w:numId w:val="1"/>
-              </w:numPr>
-              <w:rPr>
-                <w:lang w:val="en-GB"/>
-              </w:rPr>
-            </w:pPr>
+              <w:t>BriefingProblem</w:t>
+            </w:r>
+            <w:proofErr w:type="spellEnd"/>
+            <w:r>
+              <w:rPr>
+                <w:lang w:val="en-GB"/>
+              </w:rPr>
+              <w:t>;</w:t>
+            </w:r>
+          </w:p>
+          <w:p>
+            <w:pPr>
+              <w:pStyle w:val="PargrafodaLista"/>
+              <w:numPr>
+                <w:ilvl w:val="0"/>
+                <w:numId w:val="1"/>
+              </w:numPr>
+              <w:rPr>
+                <w:lang w:val="en-GB"/>
+              </w:rPr>
+            </w:pPr>
+            <w:proofErr w:type="spellStart"/>
             <w:r>
               <w:rPr>
                 <w:lang w:val="en-GB"/>
@@ -2443,20 +2825,28 @@
               <w:rPr>
                 <w:lang w:val="en-GB"/>
               </w:rPr>
-              <w:t>BriefingSolution;</w:t>
-            </w:r>
-          </w:p>
-          <w:p>
-            <w:pPr>
-              <w:pStyle w:val="PargrafodaLista"/>
-              <w:numPr>
-                <w:ilvl w:val="0"/>
-                <w:numId w:val="1"/>
-              </w:numPr>
-              <w:rPr>
-                <w:lang w:val="en-GB"/>
-              </w:rPr>
-            </w:pPr>
+              <w:t>BriefingSolution</w:t>
+            </w:r>
+            <w:proofErr w:type="spellEnd"/>
+            <w:r>
+              <w:rPr>
+                <w:lang w:val="en-GB"/>
+              </w:rPr>
+              <w:t>;</w:t>
+            </w:r>
+          </w:p>
+          <w:p>
+            <w:pPr>
+              <w:pStyle w:val="PargrafodaLista"/>
+              <w:numPr>
+                <w:ilvl w:val="0"/>
+                <w:numId w:val="1"/>
+              </w:numPr>
+              <w:rPr>
+                <w:lang w:val="en-GB"/>
+              </w:rPr>
+            </w:pPr>
+            <w:proofErr w:type="spellStart"/>
             <w:r>
               <w:rPr>
                 <w:lang w:val="en-GB"/>
@@ -2467,23 +2857,62 @@
               <w:rPr>
                 <w:lang w:val="en-GB"/>
               </w:rPr>
-              <w:t>Burden (Encargo no projecto);</w:t>
-            </w:r>
-          </w:p>
-          <w:p>
-            <w:pPr>
-              <w:pStyle w:val="PargrafodaLista"/>
-              <w:numPr>
-                <w:ilvl w:val="0"/>
-                <w:numId w:val="1"/>
-              </w:numPr>
-            </w:pPr>
+              <w:t>Burden</w:t>
+            </w:r>
+            <w:proofErr w:type="spellEnd"/>
+            <w:r>
+              <w:rPr>
+                <w:lang w:val="en-GB"/>
+              </w:rPr>
+              <w:t xml:space="preserve"> (</w:t>
+            </w:r>
+            <w:proofErr w:type="spellStart"/>
+            <w:r>
+              <w:rPr>
+                <w:lang w:val="en-GB"/>
+              </w:rPr>
+              <w:t>Encargo</w:t>
+            </w:r>
+            <w:proofErr w:type="spellEnd"/>
+            <w:r>
+              <w:rPr>
+                <w:lang w:val="en-GB"/>
+              </w:rPr>
+              <w:t xml:space="preserve"> no </w:t>
+            </w:r>
+            <w:proofErr w:type="spellStart"/>
+            <w:r>
+              <w:rPr>
+                <w:lang w:val="en-GB"/>
+              </w:rPr>
+              <w:t>projecto</w:t>
+            </w:r>
+            <w:proofErr w:type="spellEnd"/>
+            <w:r>
+              <w:rPr>
+                <w:lang w:val="en-GB"/>
+              </w:rPr>
+              <w:t>);</w:t>
+            </w:r>
+          </w:p>
+          <w:p>
+            <w:pPr>
+              <w:pStyle w:val="PargrafodaLista"/>
+              <w:numPr>
+                <w:ilvl w:val="0"/>
+                <w:numId w:val="1"/>
+              </w:numPr>
+            </w:pPr>
+            <w:proofErr w:type="spellStart"/>
+            <w:proofErr w:type="gramStart"/>
             <w:r>
               <w:t>p</w:t>
             </w:r>
             <w:r>
               <w:t>Process</w:t>
             </w:r>
+            <w:proofErr w:type="spellEnd"/>
+            <w:proofErr w:type="gramEnd"/>
             <w:r>
               <w:t xml:space="preserve"> (Descrição desenvolvida sobre o projecto);</w:t>
             </w:r>
@@ -2499,6 +2928,7 @@
                 <w:lang w:val="en-GB"/>
               </w:rPr>
             </w:pPr>
+            <w:proofErr w:type="spellStart"/>
             <w:r>
               <w:rPr>
                 <w:lang w:val="en-GB"/>
@@ -2509,7 +2939,14 @@
               <w:rPr>
                 <w:lang w:val="en-GB"/>
               </w:rPr>
-              <w:t>OutLink;</w:t>
+              <w:t>OutLink</w:t>
+            </w:r>
+            <w:proofErr w:type="spellEnd"/>
+            <w:r>
+              <w:rPr>
+                <w:lang w:val="en-GB"/>
+              </w:rPr>
+              <w:t>;</w:t>
             </w:r>
           </w:p>
         </w:tc>
@@ -2525,6 +2962,7 @@
                 <w:lang w:val="en-GB"/>
               </w:rPr>
             </w:pPr>
+            <w:proofErr w:type="spellStart"/>
             <w:r>
               <w:rPr>
                 <w:lang w:val="en-GB"/>
@@ -2537,6 +2975,7 @@
               </w:rPr>
               <w:t>Gallery</w:t>
             </w:r>
+            <w:proofErr w:type="spellEnd"/>
           </w:p>
         </w:tc>
         <w:tc>
@@ -2554,6 +2993,7 @@
                 <w:lang w:val="en-GB"/>
               </w:rPr>
             </w:pPr>
+            <w:proofErr w:type="spellStart"/>
             <w:r>
               <w:rPr>
                 <w:lang w:val="en-GB"/>
@@ -2566,6 +3006,7 @@
               </w:rPr>
               <w:t>Images</w:t>
             </w:r>
+            <w:proofErr w:type="spellEnd"/>
             <w:r>
               <w:rPr>
                 <w:lang w:val="en-GB"/>
@@ -2586,6 +3027,7 @@
                 <w:lang w:val="en-GB"/>
               </w:rPr>
             </w:pPr>
+            <w:proofErr w:type="spellStart"/>
             <w:r>
               <w:rPr>
                 <w:lang w:val="en-GB"/>
@@ -2598,6 +3040,7 @@
               </w:rPr>
               <w:t>Client</w:t>
             </w:r>
+            <w:proofErr w:type="spellEnd"/>
           </w:p>
         </w:tc>
         <w:tc>
@@ -2615,6 +3058,7 @@
                 <w:lang w:val="en-GB"/>
               </w:rPr>
             </w:pPr>
+            <w:proofErr w:type="spellStart"/>
             <w:r>
               <w:rPr>
                 <w:lang w:val="en-GB"/>
@@ -2627,6 +3071,7 @@
               </w:rPr>
               <w:t>Client</w:t>
             </w:r>
+            <w:proofErr w:type="spellEnd"/>
             <w:r>
               <w:rPr>
                 <w:lang w:val="en-GB"/>
@@ -2645,6 +3090,7 @@
                 <w:lang w:val="en-GB"/>
               </w:rPr>
             </w:pPr>
+            <w:proofErr w:type="spellStart"/>
             <w:r>
               <w:rPr>
                 <w:lang w:val="en-GB"/>
@@ -2655,20 +3101,28 @@
               <w:rPr>
                 <w:lang w:val="en-GB"/>
               </w:rPr>
-              <w:t>ClientLink;</w:t>
-            </w:r>
-          </w:p>
-          <w:p>
-            <w:pPr>
-              <w:pStyle w:val="PargrafodaLista"/>
-              <w:numPr>
-                <w:ilvl w:val="0"/>
-                <w:numId w:val="1"/>
-              </w:numPr>
-              <w:rPr>
-                <w:lang w:val="en-GB"/>
-              </w:rPr>
-            </w:pPr>
+              <w:t>ClientLink</w:t>
+            </w:r>
+            <w:proofErr w:type="spellEnd"/>
+            <w:r>
+              <w:rPr>
+                <w:lang w:val="en-GB"/>
+              </w:rPr>
+              <w:t>;</w:t>
+            </w:r>
+          </w:p>
+          <w:p>
+            <w:pPr>
+              <w:pStyle w:val="PargrafodaLista"/>
+              <w:numPr>
+                <w:ilvl w:val="0"/>
+                <w:numId w:val="1"/>
+              </w:numPr>
+              <w:rPr>
+                <w:lang w:val="en-GB"/>
+              </w:rPr>
+            </w:pPr>
+            <w:proofErr w:type="spellStart"/>
             <w:r>
               <w:rPr>
                 <w:lang w:val="en-GB"/>
@@ -2687,6 +3141,7 @@
               </w:rPr>
               <w:t>Description</w:t>
             </w:r>
+            <w:proofErr w:type="spellEnd"/>
             <w:r>
               <w:rPr>
                 <w:lang w:val="en-GB"/>
@@ -2707,6 +3162,7 @@
                 <w:lang w:val="en-GB"/>
               </w:rPr>
             </w:pPr>
+            <w:proofErr w:type="spellStart"/>
             <w:r>
               <w:rPr>
                 <w:lang w:val="en-GB"/>
@@ -2719,6 +3175,7 @@
               </w:rPr>
               <w:t>Closure</w:t>
             </w:r>
+            <w:proofErr w:type="spellEnd"/>
           </w:p>
         </w:tc>
         <w:tc>
@@ -2736,6 +3193,7 @@
                 <w:lang w:val="en-GB"/>
               </w:rPr>
             </w:pPr>
+            <w:proofErr w:type="spellStart"/>
             <w:r>
               <w:rPr>
                 <w:lang w:val="en-GB"/>
@@ -2746,20 +3204,28 @@
               <w:rPr>
                 <w:lang w:val="en-GB"/>
               </w:rPr>
-              <w:t>Tools;</w:t>
-            </w:r>
-          </w:p>
-          <w:p>
-            <w:pPr>
-              <w:pStyle w:val="PargrafodaLista"/>
-              <w:numPr>
-                <w:ilvl w:val="0"/>
-                <w:numId w:val="1"/>
-              </w:numPr>
-              <w:rPr>
-                <w:lang w:val="en-GB"/>
-              </w:rPr>
-            </w:pPr>
+              <w:t>Tools</w:t>
+            </w:r>
+            <w:proofErr w:type="spellEnd"/>
+            <w:r>
+              <w:rPr>
+                <w:lang w:val="en-GB"/>
+              </w:rPr>
+              <w:t>;</w:t>
+            </w:r>
+          </w:p>
+          <w:p>
+            <w:pPr>
+              <w:pStyle w:val="PargrafodaLista"/>
+              <w:numPr>
+                <w:ilvl w:val="0"/>
+                <w:numId w:val="1"/>
+              </w:numPr>
+              <w:rPr>
+                <w:lang w:val="en-GB"/>
+              </w:rPr>
+            </w:pPr>
+            <w:proofErr w:type="spellStart"/>
             <w:r>
               <w:rPr>
                 <w:lang w:val="en-GB"/>
@@ -2770,20 +3236,28 @@
               <w:rPr>
                 <w:lang w:val="en-GB"/>
               </w:rPr>
-              <w:t>Filters;</w:t>
-            </w:r>
-          </w:p>
-          <w:p>
-            <w:pPr>
-              <w:pStyle w:val="PargrafodaLista"/>
-              <w:numPr>
-                <w:ilvl w:val="0"/>
-                <w:numId w:val="1"/>
-              </w:numPr>
-              <w:rPr>
-                <w:lang w:val="en-GB"/>
-              </w:rPr>
-            </w:pPr>
+              <w:t>Filters</w:t>
+            </w:r>
+            <w:proofErr w:type="spellEnd"/>
+            <w:r>
+              <w:rPr>
+                <w:lang w:val="en-GB"/>
+              </w:rPr>
+              <w:t>;</w:t>
+            </w:r>
+          </w:p>
+          <w:p>
+            <w:pPr>
+              <w:pStyle w:val="PargrafodaLista"/>
+              <w:numPr>
+                <w:ilvl w:val="0"/>
+                <w:numId w:val="1"/>
+              </w:numPr>
+              <w:rPr>
+                <w:lang w:val="en-GB"/>
+              </w:rPr>
+            </w:pPr>
+            <w:proofErr w:type="spellStart"/>
             <w:r>
               <w:rPr>
                 <w:lang w:val="en-GB"/>
@@ -2794,7 +3268,14 @@
               <w:rPr>
                 <w:lang w:val="en-GB"/>
               </w:rPr>
-              <w:t>Year;</w:t>
+              <w:t>Year</w:t>
+            </w:r>
+            <w:proofErr w:type="spellEnd"/>
+            <w:r>
+              <w:rPr>
+                <w:lang w:val="en-GB"/>
+              </w:rPr>
+              <w:t>;</w:t>
             </w:r>
           </w:p>
           <w:p>
@@ -2848,6 +3329,7 @@
               <w:rPr>
                 <w:lang w:val="en-GB"/>
               </w:rPr>
+              <w:lastRenderedPageBreak/>
               <w:t>Next project</w:t>
             </w:r>
             <w:r>
@@ -2930,6 +3412,7 @@
                 <w:lang w:val="en-GB"/>
               </w:rPr>
             </w:pPr>
+            <w:proofErr w:type="spellStart"/>
             <w:r>
               <w:rPr>
                 <w:lang w:val="en-GB"/>
@@ -2942,6 +3425,7 @@
               </w:rPr>
               <w:t>Tools</w:t>
             </w:r>
+            <w:proofErr w:type="spellEnd"/>
           </w:p>
         </w:tc>
         <w:tc>
@@ -2995,11 +3479,19 @@
                 <w:lang w:val="en-GB"/>
               </w:rPr>
             </w:pPr>
-            <w:r>
-              <w:rPr>
-                <w:lang w:val="en-GB"/>
-              </w:rPr>
-              <w:t>InDesign;</w:t>
+            <w:proofErr w:type="spellStart"/>
+            <w:r>
+              <w:rPr>
+                <w:lang w:val="en-GB"/>
+              </w:rPr>
+              <w:t>InDesign</w:t>
+            </w:r>
+            <w:proofErr w:type="spellEnd"/>
+            <w:r>
+              <w:rPr>
+                <w:lang w:val="en-GB"/>
+              </w:rPr>
+              <w:t>;</w:t>
             </w:r>
           </w:p>
           <w:p>
@@ -3035,7 +3527,7 @@
               <w:rPr>
                 <w:lang w:val="en-GB"/>
               </w:rPr>
-              <w:t>Figma;</w:t>
+              <w:t>Premier;</w:t>
             </w:r>
           </w:p>
           <w:p>
@@ -3049,6 +3541,32 @@
                 <w:lang w:val="en-GB"/>
               </w:rPr>
             </w:pPr>
+            <w:proofErr w:type="spellStart"/>
+            <w:r>
+              <w:rPr>
+                <w:lang w:val="en-GB"/>
+              </w:rPr>
+              <w:t>Figma</w:t>
+            </w:r>
+            <w:proofErr w:type="spellEnd"/>
+            <w:r>
+              <w:rPr>
+                <w:lang w:val="en-GB"/>
+              </w:rPr>
+              <w:t>;</w:t>
+            </w:r>
+          </w:p>
+          <w:p>
+            <w:pPr>
+              <w:pStyle w:val="PargrafodaLista"/>
+              <w:numPr>
+                <w:ilvl w:val="0"/>
+                <w:numId w:val="3"/>
+              </w:numPr>
+              <w:rPr>
+                <w:lang w:val="en-GB"/>
+              </w:rPr>
+            </w:pPr>
             <w:r>
               <w:rPr>
                 <w:lang w:val="en-GB"/>
@@ -3108,6 +3626,464 @@
                 <w:lang w:val="en-GB"/>
               </w:rPr>
               <w:t>React;</w:t>
+            </w:r>
+          </w:p>
+          <w:p>
+            <w:pPr>
+              <w:pStyle w:val="PargrafodaLista"/>
+              <w:numPr>
+                <w:ilvl w:val="0"/>
+                <w:numId w:val="3"/>
+              </w:numPr>
+              <w:rPr>
+                <w:lang w:val="en-GB"/>
+              </w:rPr>
+            </w:pPr>
+            <w:r>
+              <w:rPr>
+                <w:lang w:val="en-GB"/>
+              </w:rPr>
+              <w:t>PHP;</w:t>
+            </w:r>
+          </w:p>
+        </w:tc>
+      </w:tr>
+      <w:tr>
+        <w:tc>
+          <w:tcPr>
+            <w:tcW w:w="14425" w:type="dxa"/>
+            <w:gridSpan w:val="2"/>
+          </w:tcPr>
+          <w:p>
+            <w:pPr>
+              <w:pStyle w:val="PargrafodaLista"/>
+              <w:rPr>
+                <w:lang w:val="en-GB"/>
+              </w:rPr>
+            </w:pPr>
+          </w:p>
+        </w:tc>
+      </w:tr>
+      <w:tr>
+        <w:tc>
+          <w:tcPr>
+            <w:tcW w:w="4322" w:type="dxa"/>
+          </w:tcPr>
+          <w:p>
+            <w:pPr>
+              <w:rPr>
+                <w:lang w:val="en-GB"/>
+              </w:rPr>
+            </w:pPr>
+            <w:r>
+              <w:rPr>
+                <w:lang w:val="en-GB"/>
+              </w:rPr>
+              <w:t>f</w:t>
+            </w:r>
+            <w:r>
+              <w:rPr>
+                <w:lang w:val="en-GB"/>
+              </w:rPr>
+              <w:t>ilters</w:t>
+            </w:r>
+            <w:r>
+              <w:rPr>
+                <w:lang w:val="en-GB"/>
+              </w:rPr>
+              <w:t xml:space="preserve"> / </w:t>
+            </w:r>
+            <w:proofErr w:type="spellStart"/>
+            <w:r>
+              <w:rPr>
+                <w:lang w:val="en-GB"/>
+              </w:rPr>
+              <w:t>projectFilters</w:t>
+            </w:r>
+            <w:proofErr w:type="spellEnd"/>
+          </w:p>
+        </w:tc>
+        <w:tc>
+          <w:tcPr>
+            <w:tcW w:w="10103" w:type="dxa"/>
+          </w:tcPr>
+          <w:p>
+            <w:pPr>
+              <w:pStyle w:val="PargrafodaLista"/>
+              <w:numPr>
+                <w:ilvl w:val="0"/>
+                <w:numId w:val="1"/>
+              </w:numPr>
+              <w:rPr>
+                <w:lang w:val="en-GB"/>
+              </w:rPr>
+            </w:pPr>
+            <w:r>
+              <w:rPr>
+                <w:lang w:val="en-GB"/>
+              </w:rPr>
+              <w:t xml:space="preserve">Disciplines: </w:t>
+            </w:r>
+          </w:p>
+          <w:p>
+            <w:pPr>
+              <w:pStyle w:val="PargrafodaLista"/>
+              <w:numPr>
+                <w:ilvl w:val="1"/>
+                <w:numId w:val="1"/>
+              </w:numPr>
+              <w:rPr>
+                <w:lang w:val="en-GB"/>
+              </w:rPr>
+            </w:pPr>
+            <w:r>
+              <w:rPr>
+                <w:lang w:val="en-GB"/>
+              </w:rPr>
+              <w:t>Photography</w:t>
+            </w:r>
+          </w:p>
+          <w:p>
+            <w:pPr>
+              <w:pStyle w:val="PargrafodaLista"/>
+              <w:numPr>
+                <w:ilvl w:val="1"/>
+                <w:numId w:val="1"/>
+              </w:numPr>
+              <w:rPr>
+                <w:lang w:val="en-GB"/>
+              </w:rPr>
+            </w:pPr>
+            <w:r>
+              <w:rPr>
+                <w:lang w:val="en-GB"/>
+              </w:rPr>
+              <w:t>Packaging</w:t>
+            </w:r>
+          </w:p>
+          <w:p>
+            <w:pPr>
+              <w:pStyle w:val="PargrafodaLista"/>
+              <w:numPr>
+                <w:ilvl w:val="1"/>
+                <w:numId w:val="1"/>
+              </w:numPr>
+              <w:rPr>
+                <w:lang w:val="en-GB"/>
+              </w:rPr>
+            </w:pPr>
+            <w:r>
+              <w:rPr>
+                <w:lang w:val="en-GB"/>
+              </w:rPr>
+              <w:t>Illustration</w:t>
+            </w:r>
+          </w:p>
+          <w:p>
+            <w:pPr>
+              <w:pStyle w:val="PargrafodaLista"/>
+              <w:numPr>
+                <w:ilvl w:val="1"/>
+                <w:numId w:val="1"/>
+              </w:numPr>
+              <w:rPr>
+                <w:lang w:val="en-GB"/>
+              </w:rPr>
+            </w:pPr>
+            <w:r>
+              <w:rPr>
+                <w:lang w:val="en-GB"/>
+              </w:rPr>
+              <w:t>Branding</w:t>
+            </w:r>
+          </w:p>
+          <w:p>
+            <w:pPr>
+              <w:pStyle w:val="PargrafodaLista"/>
+              <w:numPr>
+                <w:ilvl w:val="1"/>
+                <w:numId w:val="1"/>
+              </w:numPr>
+              <w:rPr>
+                <w:lang w:val="en-GB"/>
+              </w:rPr>
+            </w:pPr>
+            <w:r>
+              <w:rPr>
+                <w:lang w:val="en-GB"/>
+              </w:rPr>
+              <w:t xml:space="preserve">Communication </w:t>
+            </w:r>
+            <w:r>
+              <w:rPr>
+                <w:lang w:val="en-GB"/>
+              </w:rPr>
+              <w:t>D</w:t>
+            </w:r>
+            <w:r>
+              <w:rPr>
+                <w:lang w:val="en-GB"/>
+              </w:rPr>
+              <w:t>esign</w:t>
+            </w:r>
+          </w:p>
+          <w:p>
+            <w:pPr>
+              <w:pStyle w:val="PargrafodaLista"/>
+              <w:numPr>
+                <w:ilvl w:val="1"/>
+                <w:numId w:val="1"/>
+              </w:numPr>
+              <w:rPr>
+                <w:lang w:val="en-GB"/>
+              </w:rPr>
+            </w:pPr>
+            <w:r>
+              <w:rPr>
+                <w:lang w:val="en-GB"/>
+              </w:rPr>
+              <w:t>Editorial design</w:t>
+            </w:r>
+          </w:p>
+          <w:p>
+            <w:pPr>
+              <w:pStyle w:val="PargrafodaLista"/>
+              <w:numPr>
+                <w:ilvl w:val="1"/>
+                <w:numId w:val="1"/>
+              </w:numPr>
+              <w:rPr>
+                <w:lang w:val="en-GB"/>
+              </w:rPr>
+            </w:pPr>
+            <w:r>
+              <w:rPr>
+                <w:lang w:val="en-GB"/>
+              </w:rPr>
+              <w:t>U</w:t>
+            </w:r>
+            <w:r>
+              <w:rPr>
+                <w:lang w:val="en-GB"/>
+              </w:rPr>
+              <w:t>X</w:t>
+            </w:r>
+            <w:r>
+              <w:rPr>
+                <w:lang w:val="en-GB"/>
+              </w:rPr>
+              <w:t>/</w:t>
+            </w:r>
+            <w:r>
+              <w:rPr>
+                <w:lang w:val="en-GB"/>
+              </w:rPr>
+              <w:t>UI</w:t>
+            </w:r>
+            <w:r>
+              <w:rPr>
+                <w:lang w:val="en-GB"/>
+              </w:rPr>
+              <w:t xml:space="preserve"> </w:t>
+            </w:r>
+            <w:r>
+              <w:rPr>
+                <w:lang w:val="en-GB"/>
+              </w:rPr>
+              <w:t>D</w:t>
+            </w:r>
+            <w:r>
+              <w:rPr>
+                <w:lang w:val="en-GB"/>
+              </w:rPr>
+              <w:t xml:space="preserve">esign / web </w:t>
+            </w:r>
+            <w:r>
+              <w:rPr>
+                <w:lang w:val="en-GB"/>
+              </w:rPr>
+              <w:t>D</w:t>
+            </w:r>
+            <w:r>
+              <w:rPr>
+                <w:lang w:val="en-GB"/>
+              </w:rPr>
+              <w:t>esign</w:t>
+            </w:r>
+          </w:p>
+          <w:p>
+            <w:pPr>
+              <w:pStyle w:val="PargrafodaLista"/>
+              <w:numPr>
+                <w:ilvl w:val="0"/>
+                <w:numId w:val="1"/>
+              </w:numPr>
+              <w:rPr>
+                <w:lang w:val="en-GB"/>
+              </w:rPr>
+            </w:pPr>
+            <w:r>
+              <w:rPr>
+                <w:lang w:val="en-GB"/>
+              </w:rPr>
+              <w:t xml:space="preserve">Schools: </w:t>
+            </w:r>
+          </w:p>
+          <w:p>
+            <w:pPr>
+              <w:pStyle w:val="PargrafodaLista"/>
+              <w:numPr>
+                <w:ilvl w:val="1"/>
+                <w:numId w:val="1"/>
+              </w:numPr>
+              <w:rPr>
+                <w:lang w:val="en-GB"/>
+              </w:rPr>
+            </w:pPr>
+            <w:r>
+              <w:rPr>
+                <w:lang w:val="en-GB"/>
+              </w:rPr>
+              <w:t>I</w:t>
+            </w:r>
+            <w:r>
+              <w:rPr>
+                <w:lang w:val="en-GB"/>
+              </w:rPr>
+              <w:t>EFP</w:t>
+            </w:r>
+          </w:p>
+          <w:p>
+            <w:pPr>
+              <w:pStyle w:val="PargrafodaLista"/>
+              <w:numPr>
+                <w:ilvl w:val="1"/>
+                <w:numId w:val="1"/>
+              </w:numPr>
+              <w:rPr>
+                <w:lang w:val="en-GB"/>
+              </w:rPr>
+            </w:pPr>
+            <w:r>
+              <w:rPr>
+                <w:lang w:val="en-GB"/>
+              </w:rPr>
+              <w:t>Flag</w:t>
+            </w:r>
+          </w:p>
+          <w:p>
+            <w:pPr>
+              <w:pStyle w:val="PargrafodaLista"/>
+              <w:numPr>
+                <w:ilvl w:val="1"/>
+                <w:numId w:val="1"/>
+              </w:numPr>
+              <w:rPr>
+                <w:lang w:val="en-GB"/>
+              </w:rPr>
+            </w:pPr>
+            <w:r>
+              <w:rPr>
+                <w:lang w:val="en-GB"/>
+              </w:rPr>
+              <w:t>Edit</w:t>
+            </w:r>
+          </w:p>
+          <w:p>
+            <w:pPr>
+              <w:pStyle w:val="PargrafodaLista"/>
+              <w:numPr>
+                <w:ilvl w:val="0"/>
+                <w:numId w:val="1"/>
+              </w:numPr>
+              <w:rPr>
+                <w:lang w:val="en-GB"/>
+              </w:rPr>
+            </w:pPr>
+            <w:r>
+              <w:rPr>
+                <w:lang w:val="en-GB"/>
+              </w:rPr>
+              <w:t xml:space="preserve">Schools: </w:t>
+            </w:r>
+          </w:p>
+          <w:p>
+            <w:pPr>
+              <w:pStyle w:val="PargrafodaLista"/>
+              <w:numPr>
+                <w:ilvl w:val="1"/>
+                <w:numId w:val="1"/>
+              </w:numPr>
+              <w:rPr>
+                <w:lang w:val="en-GB"/>
+              </w:rPr>
+            </w:pPr>
+            <w:r>
+              <w:rPr>
+                <w:lang w:val="en-GB"/>
+              </w:rPr>
+              <w:t>Work</w:t>
+            </w:r>
+          </w:p>
+          <w:p>
+            <w:pPr>
+              <w:pStyle w:val="PargrafodaLista"/>
+              <w:numPr>
+                <w:ilvl w:val="1"/>
+                <w:numId w:val="1"/>
+              </w:numPr>
+              <w:rPr>
+                <w:lang w:val="en-GB"/>
+              </w:rPr>
+            </w:pPr>
+            <w:r>
+              <w:rPr>
+                <w:lang w:val="en-GB"/>
+              </w:rPr>
+              <w:t xml:space="preserve">Academic </w:t>
+            </w:r>
+          </w:p>
+          <w:p>
+            <w:pPr>
+              <w:pStyle w:val="PargrafodaLista"/>
+              <w:numPr>
+                <w:ilvl w:val="1"/>
+                <w:numId w:val="1"/>
+              </w:numPr>
+              <w:rPr>
+                <w:lang w:val="en-GB"/>
+              </w:rPr>
+            </w:pPr>
+            <w:r>
+              <w:rPr>
+                <w:lang w:val="en-GB"/>
+              </w:rPr>
+              <w:lastRenderedPageBreak/>
+              <w:t xml:space="preserve">Side </w:t>
+            </w:r>
+            <w:r>
+              <w:rPr>
+                <w:lang w:val="en-GB"/>
+              </w:rPr>
+              <w:t>Project</w:t>
+            </w:r>
+          </w:p>
+          <w:p>
+            <w:pPr>
+              <w:pStyle w:val="PargrafodaLista"/>
+              <w:numPr>
+                <w:ilvl w:val="1"/>
+                <w:numId w:val="1"/>
+              </w:numPr>
+              <w:rPr>
+                <w:lang w:val="en-GB"/>
+              </w:rPr>
+            </w:pPr>
+            <w:r>
+              <w:rPr>
+                <w:lang w:val="en-GB"/>
+              </w:rPr>
+              <w:t>Internship</w:t>
             </w:r>
           </w:p>
         </w:tc>
@@ -3646,6 +4622,7 @@
   <w:style w:type="character" w:default="1" w:styleId="Tipodeletrapredefinidodopargrafo">
     <w:name w:val="Default Paragraph Font"/>
     <w:uiPriority w:val="1"/>
+    <w:semiHidden/>
     <w:unhideWhenUsed/>
   </w:style>
   <w:style w:type="table" w:default="1" w:styleId="Tabelanormal">

--- a/03_design/copy.docx
+++ b/03_design/copy.docx
@@ -724,6 +724,24 @@
             <w:pPr>
               <w:pStyle w:val="PargrafodaLista"/>
               <w:numPr>
+                <w:ilvl w:val="1"/>
+                <w:numId w:val="1"/>
+              </w:numPr>
+              <w:rPr>
+                <w:lang w:val="en-GB"/>
+              </w:rPr>
+            </w:pPr>
+            <w:r>
+              <w:rPr>
+                <w:lang w:val="en-GB"/>
+              </w:rPr>
+              <w:t>Web Development</w:t>
+            </w:r>
+          </w:p>
+          <w:p>
+            <w:pPr>
+              <w:pStyle w:val="PargrafodaLista"/>
+              <w:numPr>
                 <w:ilvl w:val="0"/>
                 <w:numId w:val="1"/>
               </w:numPr>
@@ -837,6 +855,7 @@
               <w:rPr>
                 <w:lang w:val="en-GB"/>
               </w:rPr>
+              <w:lastRenderedPageBreak/>
               <w:t>Work</w:t>
             </w:r>
           </w:p>
@@ -855,7 +874,6 @@
               <w:rPr>
                 <w:lang w:val="en-GB"/>
               </w:rPr>
-              <w:lastRenderedPageBreak/>
               <w:t xml:space="preserve">Academic </w:t>
             </w:r>
           </w:p>
@@ -2168,14 +2186,14 @@
               <w:rPr>
                 <w:lang w:val="en-GB"/>
               </w:rPr>
-              <w:t xml:space="preserve">, regularly presenting progress to clients or stakeholders to ensure alignment throughout. Each round informs the next — whether it's refining wireframes, adjusting </w:t>
+              <w:t xml:space="preserve">, regularly presenting progress to clients or stakeholders to ensure </w:t>
             </w:r>
             <w:r>
               <w:rPr>
                 <w:lang w:val="en-GB"/>
               </w:rPr>
               <w:lastRenderedPageBreak/>
-              <w:t>layouts, or rethinking functionality.</w:t>
+              <w:t>alignment throughout. Each round informs the next — whether it's refining wireframes, adjusting layouts, or rethinking functionality.</w:t>
             </w:r>
             <w:r>
               <w:rPr>
@@ -2949,6 +2967,32 @@
               <w:t>;</w:t>
             </w:r>
           </w:p>
+          <w:p>
+            <w:pPr>
+              <w:pStyle w:val="PargrafodaLista"/>
+              <w:numPr>
+                <w:ilvl w:val="0"/>
+                <w:numId w:val="1"/>
+              </w:numPr>
+              <w:rPr>
+                <w:lang w:val="en-GB"/>
+              </w:rPr>
+            </w:pPr>
+            <w:proofErr w:type="spellStart"/>
+            <w:r>
+              <w:rPr>
+                <w:lang w:val="en-GB"/>
+              </w:rPr>
+              <w:t>pAnalysisAndNotes</w:t>
+            </w:r>
+            <w:proofErr w:type="spellEnd"/>
+            <w:r>
+              <w:rPr>
+                <w:lang w:val="en-GB"/>
+              </w:rPr>
+              <w:t>;</w:t>
+            </w:r>
+          </w:p>
         </w:tc>
       </w:tr>
       <w:tr>
@@ -3071,6 +3115,12 @@
               </w:rPr>
               <w:t>Client</w:t>
             </w:r>
+            <w:r>
+              <w:rPr>
+                <w:lang w:val="en-GB"/>
+              </w:rPr>
+              <w:t>Name</w:t>
+            </w:r>
             <w:proofErr w:type="spellEnd"/>
             <w:r>
               <w:rPr>
@@ -3262,6 +3312,7 @@
               <w:rPr>
                 <w:lang w:val="en-GB"/>
               </w:rPr>
+              <w:lastRenderedPageBreak/>
               <w:t>p</w:t>
             </w:r>
             <w:r>
@@ -3329,7 +3380,6 @@
               <w:rPr>
                 <w:lang w:val="en-GB"/>
               </w:rPr>
-              <w:lastRenderedPageBreak/>
               <w:t>Next project</w:t>
             </w:r>
             <w:r>
@@ -4022,6 +4072,7 @@
               <w:rPr>
                 <w:lang w:val="en-GB"/>
               </w:rPr>
+              <w:lastRenderedPageBreak/>
               <w:t>Work</w:t>
             </w:r>
           </w:p>
@@ -4058,7 +4109,6 @@
               <w:rPr>
                 <w:lang w:val="en-GB"/>
               </w:rPr>
-              <w:lastRenderedPageBreak/>
               <w:t xml:space="preserve">Side </w:t>
             </w:r>
             <w:r>
